--- a/專題製作  指導老師簽名表.docx
+++ b/專題製作  指導老師簽名表.docx
@@ -507,10 +507,20 @@
               <w:snapToGrid w:val="0"/>
               <w:rPr>
                 <w:rFonts w:eastAsia="標楷體"/>
-                <w:b/>
-                <w:bCs/>
-              </w:rPr>
-            </w:pPr>
+              </w:rPr>
+            </w:pPr>
+            <w:r>
+              <w:rPr>
+                <w:rFonts w:eastAsia="標楷體" w:hint="eastAsia"/>
+              </w:rPr>
+              <w:t>1121</w:t>
+            </w:r>
+            <w:r>
+              <w:rPr>
+                <w:rFonts w:eastAsia="標楷體" w:hint="eastAsia"/>
+              </w:rPr>
+              <w:t>1819</w:t>
+            </w:r>
           </w:p>
         </w:tc>
         <w:tc>
@@ -524,10 +534,14 @@
               <w:snapToGrid w:val="0"/>
               <w:rPr>
                 <w:rFonts w:eastAsia="標楷體"/>
-                <w:b/>
-                <w:bCs/>
-              </w:rPr>
-            </w:pPr>
+              </w:rPr>
+            </w:pPr>
+            <w:r>
+              <w:rPr>
+                <w:rFonts w:eastAsia="標楷體" w:hint="eastAsia"/>
+              </w:rPr>
+              <w:t>3A</w:t>
+            </w:r>
           </w:p>
         </w:tc>
         <w:tc>
@@ -543,6 +557,14 @@
                 <w:rFonts w:eastAsia="標楷體"/>
               </w:rPr>
             </w:pPr>
+            <w:proofErr w:type="gramStart"/>
+            <w:r>
+              <w:rPr>
+                <w:rFonts w:eastAsia="標楷體" w:hint="eastAsia"/>
+              </w:rPr>
+              <w:t>游祐瑄</w:t>
+            </w:r>
+            <w:proofErr w:type="gramEnd"/>
           </w:p>
         </w:tc>
         <w:tc>
@@ -559,6 +581,12 @@
                 <w:rFonts w:eastAsia="標楷體"/>
               </w:rPr>
             </w:pPr>
+            <w:r>
+              <w:rPr>
+                <w:rFonts w:eastAsia="標楷體" w:hint="eastAsia"/>
+              </w:rPr>
+              <w:t>0965301012</w:t>
+            </w:r>
           </w:p>
         </w:tc>
         <w:tc>
@@ -574,6 +602,12 @@
                 <w:rFonts w:eastAsia="標楷體"/>
               </w:rPr>
             </w:pPr>
+            <w:r>
+              <w:rPr>
+                <w:rFonts w:eastAsia="標楷體" w:hint="eastAsia"/>
+              </w:rPr>
+              <w:t>niniyu1012@gmail.com</w:t>
+            </w:r>
           </w:p>
         </w:tc>
       </w:tr>

--- a/專題製作  指導老師簽名表.docx
+++ b/專題製作  指導老師簽名表.docx
@@ -1,6 +1,6 @@
 
 <file path=word/document.xml><?xml version="1.0" encoding="utf-8"?>
-<w:document xmlns:wpc="http://schemas.microsoft.com/office/word/2010/wordprocessingCanvas" xmlns:cx="http://schemas.microsoft.com/office/drawing/2014/chartex" xmlns:cx1="http://schemas.microsoft.com/office/drawing/2015/9/8/chartex" xmlns:cx2="http://schemas.microsoft.com/office/drawing/2015/10/21/chartex" xmlns:cx3="http://schemas.microsoft.com/office/drawing/2016/5/9/chartex" xmlns:cx4="http://schemas.microsoft.com/office/drawing/2016/5/10/chartex" xmlns:cx5="http://schemas.microsoft.com/office/drawing/2016/5/11/chartex" xmlns:cx6="http://schemas.microsoft.com/office/drawing/2016/5/12/chartex" xmlns:cx7="http://schemas.microsoft.com/office/drawing/2016/5/13/chartex" xmlns:cx8="http://schemas.microsoft.com/office/drawing/2016/5/14/chartex" xmlns:mc="http://schemas.openxmlformats.org/markup-compatibility/2006" xmlns:aink="http://schemas.microsoft.com/office/drawing/2016/ink" xmlns:am3d="http://schemas.microsoft.com/office/drawing/2017/model3d" xmlns:o="urn:schemas-microsoft-com:office:office" xmlns:oel="http://schemas.microsoft.com/office/2019/extlst" xmlns:r="http://schemas.openxmlformats.org/officeDocument/2006/relationships" xmlns:m="http://schemas.openxmlformats.org/officeDocument/2006/math" xmlns:v="urn:schemas-microsoft-com:vml" xmlns:wp14="http://schemas.microsoft.com/office/word/2010/wordprocessingDrawing" xmlns:wp="http://schemas.openxmlformats.org/drawingml/2006/wordprocessingDrawing" xmlns:w10="urn:schemas-microsoft-com:office:word" xmlns:w="http://schemas.openxmlformats.org/wordprocessingml/2006/main" xmlns:w14="http://schemas.microsoft.com/office/word/2010/wordml" xmlns:w15="http://schemas.microsoft.com/office/word/2012/wordml" xmlns:w16cex="http://schemas.microsoft.com/office/word/2018/wordml/cex" xmlns:w16cid="http://schemas.microsoft.com/office/word/2016/wordml/cid" xmlns:w16="http://schemas.microsoft.com/office/word/2018/wordml" xmlns:w16sdtdh="http://schemas.microsoft.com/office/word/2020/wordml/sdtdatahash" xmlns:w16se="http://schemas.microsoft.com/office/word/2015/wordml/symex" xmlns:wpg="http://schemas.microsoft.com/office/word/2010/wordprocessingGroup" xmlns:wpi="http://schemas.microsoft.com/office/word/2010/wordprocessingInk" xmlns:wne="http://schemas.microsoft.com/office/word/2006/wordml" xmlns:wps="http://schemas.microsoft.com/office/word/2010/wordprocessingShape" mc:Ignorable="w14 w15 w16se w16cid w16 w16cex w16sdtdh wp14">
+<w:document xmlns:wpc="http://schemas.microsoft.com/office/word/2010/wordprocessingCanvas" xmlns:cx="http://schemas.microsoft.com/office/drawing/2014/chartex" xmlns:cx1="http://schemas.microsoft.com/office/drawing/2015/9/8/chartex" xmlns:cx2="http://schemas.microsoft.com/office/drawing/2015/10/21/chartex" xmlns:cx3="http://schemas.microsoft.com/office/drawing/2016/5/9/chartex" xmlns:cx4="http://schemas.microsoft.com/office/drawing/2016/5/10/chartex" xmlns:cx5="http://schemas.microsoft.com/office/drawing/2016/5/11/chartex" xmlns:cx6="http://schemas.microsoft.com/office/drawing/2016/5/12/chartex" xmlns:cx7="http://schemas.microsoft.com/office/drawing/2016/5/13/chartex" xmlns:cx8="http://schemas.microsoft.com/office/drawing/2016/5/14/chartex" xmlns:mc="http://schemas.openxmlformats.org/markup-compatibility/2006" xmlns:aink="http://schemas.microsoft.com/office/drawing/2016/ink" xmlns:am3d="http://schemas.microsoft.com/office/drawing/2017/model3d" xmlns:o="urn:schemas-microsoft-com:office:office" xmlns:r="http://schemas.openxmlformats.org/officeDocument/2006/relationships" xmlns:m="http://schemas.openxmlformats.org/officeDocument/2006/math" xmlns:v="urn:schemas-microsoft-com:vml" xmlns:wp14="http://schemas.microsoft.com/office/word/2010/wordprocessingDrawing" xmlns:wp="http://schemas.openxmlformats.org/drawingml/2006/wordprocessingDrawing" xmlns:w10="urn:schemas-microsoft-com:office:word" xmlns:w="http://schemas.openxmlformats.org/wordprocessingml/2006/main" xmlns:w14="http://schemas.microsoft.com/office/word/2010/wordml" xmlns:w15="http://schemas.microsoft.com/office/word/2012/wordml" xmlns:w16cid="http://schemas.microsoft.com/office/word/2016/wordml/cid" xmlns:w16se="http://schemas.microsoft.com/office/word/2015/wordml/symex" xmlns:wpg="http://schemas.microsoft.com/office/word/2010/wordprocessingGroup" xmlns:wpi="http://schemas.microsoft.com/office/word/2010/wordprocessingInk" xmlns:wne="http://schemas.microsoft.com/office/word/2006/wordml" xmlns:wps="http://schemas.microsoft.com/office/word/2010/wordprocessingShape" mc:Ignorable="w14 w15 w16se w16cid wp14">
   <w:body>
     <w:p>
       <w:pPr>
@@ -459,7 +459,7 @@
               <w:adjustRightInd w:val="0"/>
               <w:snapToGrid w:val="0"/>
               <w:rPr>
-                <w:rFonts w:eastAsia="標楷體" w:hint="eastAsia"/>
+                <w:rFonts w:eastAsia="標楷體"/>
               </w:rPr>
             </w:pPr>
             <w:r>
@@ -562,9 +562,15 @@
               <w:rPr>
                 <w:rFonts w:eastAsia="標楷體" w:hint="eastAsia"/>
               </w:rPr>
-              <w:t>游祐瑄</w:t>
+              <w:t>游</w:t>
             </w:r>
             <w:proofErr w:type="gramEnd"/>
+            <w:r>
+              <w:rPr>
+                <w:rFonts w:eastAsia="標楷體" w:hint="eastAsia"/>
+              </w:rPr>
+              <w:t>祐瑄</w:t>
+            </w:r>
           </w:p>
         </w:tc>
         <w:tc>
@@ -626,10 +632,23 @@
               <w:snapToGrid w:val="0"/>
               <w:rPr>
                 <w:rFonts w:eastAsia="標楷體"/>
-                <w:b/>
-                <w:bCs/>
-              </w:rPr>
-            </w:pPr>
+                <w:bCs/>
+              </w:rPr>
+            </w:pPr>
+            <w:r>
+              <w:rPr>
+                <w:rFonts w:eastAsia="標楷體" w:hint="eastAsia"/>
+                <w:bCs/>
+              </w:rPr>
+              <w:t>1</w:t>
+            </w:r>
+            <w:r>
+              <w:rPr>
+                <w:rFonts w:eastAsia="標楷體"/>
+                <w:bCs/>
+              </w:rPr>
+              <w:t>122006</w:t>
+            </w:r>
           </w:p>
         </w:tc>
         <w:tc>
@@ -643,10 +662,16 @@
               <w:snapToGrid w:val="0"/>
               <w:rPr>
                 <w:rFonts w:eastAsia="標楷體"/>
-                <w:b/>
-                <w:bCs/>
-              </w:rPr>
-            </w:pPr>
+                <w:bCs/>
+              </w:rPr>
+            </w:pPr>
+            <w:r>
+              <w:rPr>
+                <w:rFonts w:eastAsia="標楷體"/>
+                <w:bCs/>
+              </w:rPr>
+              <w:t>3B</w:t>
+            </w:r>
           </w:p>
         </w:tc>
         <w:tc>
@@ -662,6 +687,12 @@
                 <w:rFonts w:eastAsia="標楷體"/>
               </w:rPr>
             </w:pPr>
+            <w:r>
+              <w:rPr>
+                <w:rFonts w:eastAsia="標楷體" w:hint="eastAsia"/>
+              </w:rPr>
+              <w:t>黃翊禎</w:t>
+            </w:r>
           </w:p>
         </w:tc>
         <w:tc>
@@ -678,6 +709,18 @@
                 <w:rFonts w:eastAsia="標楷體"/>
               </w:rPr>
             </w:pPr>
+            <w:r>
+              <w:rPr>
+                <w:rFonts w:eastAsia="標楷體" w:hint="eastAsia"/>
+              </w:rPr>
+              <w:t>0</w:t>
+            </w:r>
+            <w:r>
+              <w:rPr>
+                <w:rFonts w:eastAsia="標楷體"/>
+              </w:rPr>
+              <w:t>972572036</w:t>
+            </w:r>
           </w:p>
         </w:tc>
         <w:tc>
@@ -693,6 +736,12 @@
                 <w:rFonts w:eastAsia="標楷體"/>
               </w:rPr>
             </w:pPr>
+            <w:r>
+              <w:rPr>
+                <w:rFonts w:eastAsia="標楷體"/>
+              </w:rPr>
+              <w:t>diamond931024@gmail.com</w:t>
+            </w:r>
           </w:p>
         </w:tc>
       </w:tr>
@@ -715,6 +764,8 @@
                 <w:bCs/>
               </w:rPr>
             </w:pPr>
+            <w:bookmarkStart w:id="0" w:name="_GoBack"/>
+            <w:bookmarkEnd w:id="0"/>
           </w:p>
         </w:tc>
         <w:tc>
@@ -1991,7 +2042,7 @@
 </file>
 
 <file path=word/endnotes.xml><?xml version="1.0" encoding="utf-8"?>
-<w:endnotes xmlns:wpc="http://schemas.microsoft.com/office/word/2010/wordprocessingCanvas" xmlns:cx="http://schemas.microsoft.com/office/drawing/2014/chartex" xmlns:cx1="http://schemas.microsoft.com/office/drawing/2015/9/8/chartex" xmlns:cx2="http://schemas.microsoft.com/office/drawing/2015/10/21/chartex" xmlns:cx3="http://schemas.microsoft.com/office/drawing/2016/5/9/chartex" xmlns:cx4="http://schemas.microsoft.com/office/drawing/2016/5/10/chartex" xmlns:cx5="http://schemas.microsoft.com/office/drawing/2016/5/11/chartex" xmlns:cx6="http://schemas.microsoft.com/office/drawing/2016/5/12/chartex" xmlns:cx7="http://schemas.microsoft.com/office/drawing/2016/5/13/chartex" xmlns:cx8="http://schemas.microsoft.com/office/drawing/2016/5/14/chartex" xmlns:mc="http://schemas.openxmlformats.org/markup-compatibility/2006" xmlns:aink="http://schemas.microsoft.com/office/drawing/2016/ink" xmlns:am3d="http://schemas.microsoft.com/office/drawing/2017/model3d" xmlns:o="urn:schemas-microsoft-com:office:office" xmlns:oel="http://schemas.microsoft.com/office/2019/extlst" xmlns:r="http://schemas.openxmlformats.org/officeDocument/2006/relationships" xmlns:m="http://schemas.openxmlformats.org/officeDocument/2006/math" xmlns:v="urn:schemas-microsoft-com:vml" xmlns:wp14="http://schemas.microsoft.com/office/word/2010/wordprocessingDrawing" xmlns:wp="http://schemas.openxmlformats.org/drawingml/2006/wordprocessingDrawing" xmlns:w10="urn:schemas-microsoft-com:office:word" xmlns:w="http://schemas.openxmlformats.org/wordprocessingml/2006/main" xmlns:w14="http://schemas.microsoft.com/office/word/2010/wordml" xmlns:w15="http://schemas.microsoft.com/office/word/2012/wordml" xmlns:w16cex="http://schemas.microsoft.com/office/word/2018/wordml/cex" xmlns:w16cid="http://schemas.microsoft.com/office/word/2016/wordml/cid" xmlns:w16="http://schemas.microsoft.com/office/word/2018/wordml" xmlns:w16sdtdh="http://schemas.microsoft.com/office/word/2020/wordml/sdtdatahash" xmlns:w16se="http://schemas.microsoft.com/office/word/2015/wordml/symex" xmlns:wpg="http://schemas.microsoft.com/office/word/2010/wordprocessingGroup" xmlns:wpi="http://schemas.microsoft.com/office/word/2010/wordprocessingInk" xmlns:wne="http://schemas.microsoft.com/office/word/2006/wordml" xmlns:wps="http://schemas.microsoft.com/office/word/2010/wordprocessingShape" mc:Ignorable="w14 w15 w16se w16cid w16 w16cex w16sdtdh wp14">
+<w:endnotes xmlns:wpc="http://schemas.microsoft.com/office/word/2010/wordprocessingCanvas" xmlns:cx="http://schemas.microsoft.com/office/drawing/2014/chartex" xmlns:cx1="http://schemas.microsoft.com/office/drawing/2015/9/8/chartex" xmlns:cx2="http://schemas.microsoft.com/office/drawing/2015/10/21/chartex" xmlns:cx3="http://schemas.microsoft.com/office/drawing/2016/5/9/chartex" xmlns:cx4="http://schemas.microsoft.com/office/drawing/2016/5/10/chartex" xmlns:cx5="http://schemas.microsoft.com/office/drawing/2016/5/11/chartex" xmlns:cx6="http://schemas.microsoft.com/office/drawing/2016/5/12/chartex" xmlns:cx7="http://schemas.microsoft.com/office/drawing/2016/5/13/chartex" xmlns:cx8="http://schemas.microsoft.com/office/drawing/2016/5/14/chartex" xmlns:mc="http://schemas.openxmlformats.org/markup-compatibility/2006" xmlns:aink="http://schemas.microsoft.com/office/drawing/2016/ink" xmlns:am3d="http://schemas.microsoft.com/office/drawing/2017/model3d" xmlns:o="urn:schemas-microsoft-com:office:office" xmlns:r="http://schemas.openxmlformats.org/officeDocument/2006/relationships" xmlns:m="http://schemas.openxmlformats.org/officeDocument/2006/math" xmlns:v="urn:schemas-microsoft-com:vml" xmlns:wp14="http://schemas.microsoft.com/office/word/2010/wordprocessingDrawing" xmlns:wp="http://schemas.openxmlformats.org/drawingml/2006/wordprocessingDrawing" xmlns:w10="urn:schemas-microsoft-com:office:word" xmlns:w="http://schemas.openxmlformats.org/wordprocessingml/2006/main" xmlns:w14="http://schemas.microsoft.com/office/word/2010/wordml" xmlns:w15="http://schemas.microsoft.com/office/word/2012/wordml" xmlns:w16cid="http://schemas.microsoft.com/office/word/2016/wordml/cid" xmlns:w16se="http://schemas.microsoft.com/office/word/2015/wordml/symex" xmlns:wpg="http://schemas.microsoft.com/office/word/2010/wordprocessingGroup" xmlns:wpi="http://schemas.microsoft.com/office/word/2010/wordprocessingInk" xmlns:wne="http://schemas.microsoft.com/office/word/2006/wordml" xmlns:wps="http://schemas.microsoft.com/office/word/2010/wordprocessingShape" mc:Ignorable="w14 w15 w16se w16cid wp14">
   <w:endnote w:type="separator" w:id="-1">
     <w:p>
       <w:r>
@@ -2010,7 +2061,7 @@
 </file>
 
 <file path=word/footnotes.xml><?xml version="1.0" encoding="utf-8"?>
-<w:footnotes xmlns:wpc="http://schemas.microsoft.com/office/word/2010/wordprocessingCanvas" xmlns:cx="http://schemas.microsoft.com/office/drawing/2014/chartex" xmlns:cx1="http://schemas.microsoft.com/office/drawing/2015/9/8/chartex" xmlns:cx2="http://schemas.microsoft.com/office/drawing/2015/10/21/chartex" xmlns:cx3="http://schemas.microsoft.com/office/drawing/2016/5/9/chartex" xmlns:cx4="http://schemas.microsoft.com/office/drawing/2016/5/10/chartex" xmlns:cx5="http://schemas.microsoft.com/office/drawing/2016/5/11/chartex" xmlns:cx6="http://schemas.microsoft.com/office/drawing/2016/5/12/chartex" xmlns:cx7="http://schemas.microsoft.com/office/drawing/2016/5/13/chartex" xmlns:cx8="http://schemas.microsoft.com/office/drawing/2016/5/14/chartex" xmlns:mc="http://schemas.openxmlformats.org/markup-compatibility/2006" xmlns:aink="http://schemas.microsoft.com/office/drawing/2016/ink" xmlns:am3d="http://schemas.microsoft.com/office/drawing/2017/model3d" xmlns:o="urn:schemas-microsoft-com:office:office" xmlns:oel="http://schemas.microsoft.com/office/2019/extlst" xmlns:r="http://schemas.openxmlformats.org/officeDocument/2006/relationships" xmlns:m="http://schemas.openxmlformats.org/officeDocument/2006/math" xmlns:v="urn:schemas-microsoft-com:vml" xmlns:wp14="http://schemas.microsoft.com/office/word/2010/wordprocessingDrawing" xmlns:wp="http://schemas.openxmlformats.org/drawingml/2006/wordprocessingDrawing" xmlns:w10="urn:schemas-microsoft-com:office:word" xmlns:w="http://schemas.openxmlformats.org/wordprocessingml/2006/main" xmlns:w14="http://schemas.microsoft.com/office/word/2010/wordml" xmlns:w15="http://schemas.microsoft.com/office/word/2012/wordml" xmlns:w16cex="http://schemas.microsoft.com/office/word/2018/wordml/cex" xmlns:w16cid="http://schemas.microsoft.com/office/word/2016/wordml/cid" xmlns:w16="http://schemas.microsoft.com/office/word/2018/wordml" xmlns:w16sdtdh="http://schemas.microsoft.com/office/word/2020/wordml/sdtdatahash" xmlns:w16se="http://schemas.microsoft.com/office/word/2015/wordml/symex" xmlns:wpg="http://schemas.microsoft.com/office/word/2010/wordprocessingGroup" xmlns:wpi="http://schemas.microsoft.com/office/word/2010/wordprocessingInk" xmlns:wne="http://schemas.microsoft.com/office/word/2006/wordml" xmlns:wps="http://schemas.microsoft.com/office/word/2010/wordprocessingShape" mc:Ignorable="w14 w15 w16se w16cid w16 w16cex w16sdtdh wp14">
+<w:footnotes xmlns:wpc="http://schemas.microsoft.com/office/word/2010/wordprocessingCanvas" xmlns:cx="http://schemas.microsoft.com/office/drawing/2014/chartex" xmlns:cx1="http://schemas.microsoft.com/office/drawing/2015/9/8/chartex" xmlns:cx2="http://schemas.microsoft.com/office/drawing/2015/10/21/chartex" xmlns:cx3="http://schemas.microsoft.com/office/drawing/2016/5/9/chartex" xmlns:cx4="http://schemas.microsoft.com/office/drawing/2016/5/10/chartex" xmlns:cx5="http://schemas.microsoft.com/office/drawing/2016/5/11/chartex" xmlns:cx6="http://schemas.microsoft.com/office/drawing/2016/5/12/chartex" xmlns:cx7="http://schemas.microsoft.com/office/drawing/2016/5/13/chartex" xmlns:cx8="http://schemas.microsoft.com/office/drawing/2016/5/14/chartex" xmlns:mc="http://schemas.openxmlformats.org/markup-compatibility/2006" xmlns:aink="http://schemas.microsoft.com/office/drawing/2016/ink" xmlns:am3d="http://schemas.microsoft.com/office/drawing/2017/model3d" xmlns:o="urn:schemas-microsoft-com:office:office" xmlns:r="http://schemas.openxmlformats.org/officeDocument/2006/relationships" xmlns:m="http://schemas.openxmlformats.org/officeDocument/2006/math" xmlns:v="urn:schemas-microsoft-com:vml" xmlns:wp14="http://schemas.microsoft.com/office/word/2010/wordprocessingDrawing" xmlns:wp="http://schemas.openxmlformats.org/drawingml/2006/wordprocessingDrawing" xmlns:w10="urn:schemas-microsoft-com:office:word" xmlns:w="http://schemas.openxmlformats.org/wordprocessingml/2006/main" xmlns:w14="http://schemas.microsoft.com/office/word/2010/wordml" xmlns:w15="http://schemas.microsoft.com/office/word/2012/wordml" xmlns:w16cid="http://schemas.microsoft.com/office/word/2016/wordml/cid" xmlns:w16se="http://schemas.microsoft.com/office/word/2015/wordml/symex" xmlns:wpg="http://schemas.microsoft.com/office/word/2010/wordprocessingGroup" xmlns:wpi="http://schemas.microsoft.com/office/word/2010/wordprocessingInk" xmlns:wne="http://schemas.microsoft.com/office/word/2006/wordml" xmlns:wps="http://schemas.microsoft.com/office/word/2010/wordprocessingShape" mc:Ignorable="w14 w15 w16se w16cid wp14">
   <w:footnote w:type="separator" w:id="-1">
     <w:p>
       <w:r>
@@ -2029,7 +2080,7 @@
 </file>
 
 <file path=word/styles.xml><?xml version="1.0" encoding="utf-8"?>
-<w:styles xmlns:mc="http://schemas.openxmlformats.org/markup-compatibility/2006" xmlns:r="http://schemas.openxmlformats.org/officeDocument/2006/relationships" xmlns:w="http://schemas.openxmlformats.org/wordprocessingml/2006/main" xmlns:w14="http://schemas.microsoft.com/office/word/2010/wordml" xmlns:w15="http://schemas.microsoft.com/office/word/2012/wordml" xmlns:w16cex="http://schemas.microsoft.com/office/word/2018/wordml/cex" xmlns:w16cid="http://schemas.microsoft.com/office/word/2016/wordml/cid" xmlns:w16="http://schemas.microsoft.com/office/word/2018/wordml" xmlns:w16sdtdh="http://schemas.microsoft.com/office/word/2020/wordml/sdtdatahash" xmlns:w16se="http://schemas.microsoft.com/office/word/2015/wordml/symex" mc:Ignorable="w14 w15 w16se w16cid w16 w16cex w16sdtdh">
+<w:styles xmlns:mc="http://schemas.openxmlformats.org/markup-compatibility/2006" xmlns:r="http://schemas.openxmlformats.org/officeDocument/2006/relationships" xmlns:w="http://schemas.openxmlformats.org/wordprocessingml/2006/main" xmlns:w14="http://schemas.microsoft.com/office/word/2010/wordml" xmlns:w15="http://schemas.microsoft.com/office/word/2012/wordml" xmlns:w16cid="http://schemas.microsoft.com/office/word/2016/wordml/cid" xmlns:w16se="http://schemas.microsoft.com/office/word/2015/wordml/symex" mc:Ignorable="w14 w15 w16se w16cid">
   <w:docDefaults>
     <w:rPrDefault>
       <w:rPr>
@@ -2042,7 +2093,7 @@
     </w:rPrDefault>
     <w:pPrDefault/>
   </w:docDefaults>
-  <w:latentStyles w:defLockedState="0" w:defUIPriority="99" w:defSemiHidden="0" w:defUnhideWhenUsed="0" w:defQFormat="0" w:count="376">
+  <w:latentStyles w:defLockedState="0" w:defUIPriority="99" w:defSemiHidden="0" w:defUnhideWhenUsed="0" w:defQFormat="0" w:count="375">
     <w:lsdException w:name="Normal" w:uiPriority="0" w:qFormat="1"/>
     <w:lsdException w:name="heading 1" w:uiPriority="9" w:qFormat="1"/>
     <w:lsdException w:name="heading 2" w:semiHidden="1" w:uiPriority="9" w:unhideWhenUsed="1" w:qFormat="1"/>
@@ -2418,7 +2469,6 @@
     <w:lsdException w:name="Smart Hyperlink" w:semiHidden="1" w:unhideWhenUsed="1"/>
     <w:lsdException w:name="Hashtag" w:semiHidden="1" w:unhideWhenUsed="1"/>
     <w:lsdException w:name="Unresolved Mention" w:semiHidden="1" w:unhideWhenUsed="1"/>
-    <w:lsdException w:name="Smart Link" w:semiHidden="1" w:unhideWhenUsed="1"/>
   </w:latentStyles>
   <w:style w:type="paragraph" w:default="1" w:styleId="a">
     <w:name w:val="Normal"/>

--- a/專題製作  指導老師簽名表.docx
+++ b/專題製作  指導老師簽名表.docx
@@ -1,6 +1,6 @@
 
 <file path=word/document.xml><?xml version="1.0" encoding="utf-8"?>
-<w:document xmlns:wpc="http://schemas.microsoft.com/office/word/2010/wordprocessingCanvas" xmlns:cx="http://schemas.microsoft.com/office/drawing/2014/chartex" xmlns:cx1="http://schemas.microsoft.com/office/drawing/2015/9/8/chartex" xmlns:cx2="http://schemas.microsoft.com/office/drawing/2015/10/21/chartex" xmlns:cx3="http://schemas.microsoft.com/office/drawing/2016/5/9/chartex" xmlns:cx4="http://schemas.microsoft.com/office/drawing/2016/5/10/chartex" xmlns:cx5="http://schemas.microsoft.com/office/drawing/2016/5/11/chartex" xmlns:cx6="http://schemas.microsoft.com/office/drawing/2016/5/12/chartex" xmlns:cx7="http://schemas.microsoft.com/office/drawing/2016/5/13/chartex" xmlns:cx8="http://schemas.microsoft.com/office/drawing/2016/5/14/chartex" xmlns:mc="http://schemas.openxmlformats.org/markup-compatibility/2006" xmlns:aink="http://schemas.microsoft.com/office/drawing/2016/ink" xmlns:am3d="http://schemas.microsoft.com/office/drawing/2017/model3d" xmlns:o="urn:schemas-microsoft-com:office:office" xmlns:r="http://schemas.openxmlformats.org/officeDocument/2006/relationships" xmlns:m="http://schemas.openxmlformats.org/officeDocument/2006/math" xmlns:v="urn:schemas-microsoft-com:vml" xmlns:wp14="http://schemas.microsoft.com/office/word/2010/wordprocessingDrawing" xmlns:wp="http://schemas.openxmlformats.org/drawingml/2006/wordprocessingDrawing" xmlns:w10="urn:schemas-microsoft-com:office:word" xmlns:w="http://schemas.openxmlformats.org/wordprocessingml/2006/main" xmlns:w14="http://schemas.microsoft.com/office/word/2010/wordml" xmlns:w15="http://schemas.microsoft.com/office/word/2012/wordml" xmlns:w16cid="http://schemas.microsoft.com/office/word/2016/wordml/cid" xmlns:w16se="http://schemas.microsoft.com/office/word/2015/wordml/symex" xmlns:wpg="http://schemas.microsoft.com/office/word/2010/wordprocessingGroup" xmlns:wpi="http://schemas.microsoft.com/office/word/2010/wordprocessingInk" xmlns:wne="http://schemas.microsoft.com/office/word/2006/wordml" xmlns:wps="http://schemas.microsoft.com/office/word/2010/wordprocessingShape" mc:Ignorable="w14 w15 w16se w16cid wp14">
+<w:document xmlns:wpc="http://schemas.microsoft.com/office/word/2010/wordprocessingCanvas" xmlns:cx="http://schemas.microsoft.com/office/drawing/2014/chartex" xmlns:cx1="http://schemas.microsoft.com/office/drawing/2015/9/8/chartex" xmlns:cx2="http://schemas.microsoft.com/office/drawing/2015/10/21/chartex" xmlns:cx3="http://schemas.microsoft.com/office/drawing/2016/5/9/chartex" xmlns:cx4="http://schemas.microsoft.com/office/drawing/2016/5/10/chartex" xmlns:cx5="http://schemas.microsoft.com/office/drawing/2016/5/11/chartex" xmlns:cx6="http://schemas.microsoft.com/office/drawing/2016/5/12/chartex" xmlns:cx7="http://schemas.microsoft.com/office/drawing/2016/5/13/chartex" xmlns:cx8="http://schemas.microsoft.com/office/drawing/2016/5/14/chartex" xmlns:mc="http://schemas.openxmlformats.org/markup-compatibility/2006" xmlns:aink="http://schemas.microsoft.com/office/drawing/2016/ink" xmlns:am3d="http://schemas.microsoft.com/office/drawing/2017/model3d" xmlns:o="urn:schemas-microsoft-com:office:office" xmlns:oel="http://schemas.microsoft.com/office/2019/extlst" xmlns:r="http://schemas.openxmlformats.org/officeDocument/2006/relationships" xmlns:m="http://schemas.openxmlformats.org/officeDocument/2006/math" xmlns:v="urn:schemas-microsoft-com:vml" xmlns:wp14="http://schemas.microsoft.com/office/word/2010/wordprocessingDrawing" xmlns:wp="http://schemas.openxmlformats.org/drawingml/2006/wordprocessingDrawing" xmlns:w10="urn:schemas-microsoft-com:office:word" xmlns:w="http://schemas.openxmlformats.org/wordprocessingml/2006/main" xmlns:w14="http://schemas.microsoft.com/office/word/2010/wordml" xmlns:w15="http://schemas.microsoft.com/office/word/2012/wordml" xmlns:w16cex="http://schemas.microsoft.com/office/word/2018/wordml/cex" xmlns:w16cid="http://schemas.microsoft.com/office/word/2016/wordml/cid" xmlns:w16="http://schemas.microsoft.com/office/word/2018/wordml" xmlns:w16du="http://schemas.microsoft.com/office/word/2023/wordml/word16du" xmlns:w16sdtdh="http://schemas.microsoft.com/office/word/2020/wordml/sdtdatahash" xmlns:w16sdtfl="http://schemas.microsoft.com/office/word/2024/wordml/sdtformatlock" xmlns:w16se="http://schemas.microsoft.com/office/word/2015/wordml/symex" xmlns:wpg="http://schemas.microsoft.com/office/word/2010/wordprocessingGroup" xmlns:wpi="http://schemas.microsoft.com/office/word/2010/wordprocessingInk" xmlns:wne="http://schemas.microsoft.com/office/word/2006/wordml" xmlns:wps="http://schemas.microsoft.com/office/word/2010/wordprocessingShape" mc:Ignorable="w14 w15 w16se w16cid w16 w16cex w16sdtdh w16sdtfl w16du wp14">
   <w:body>
     <w:p>
       <w:pPr>
@@ -388,7 +388,6 @@
         <w:tc>
           <w:tcPr>
             <w:tcW w:w="1372" w:type="dxa"/>
-            <w:shd w:val="clear" w:color="auto" w:fill="auto"/>
           </w:tcPr>
           <w:p>
             <w:pPr>
@@ -409,7 +408,6 @@
         <w:tc>
           <w:tcPr>
             <w:tcW w:w="1260" w:type="dxa"/>
-            <w:shd w:val="clear" w:color="auto" w:fill="auto"/>
           </w:tcPr>
           <w:p>
             <w:pPr>
@@ -430,7 +428,6 @@
         <w:tc>
           <w:tcPr>
             <w:tcW w:w="2158" w:type="dxa"/>
-            <w:shd w:val="clear" w:color="auto" w:fill="auto"/>
           </w:tcPr>
           <w:p>
             <w:pPr>
@@ -452,7 +449,6 @@
           <w:tcPr>
             <w:tcW w:w="2521" w:type="dxa"/>
             <w:gridSpan w:val="2"/>
-            <w:shd w:val="clear" w:color="auto" w:fill="auto"/>
           </w:tcPr>
           <w:p>
             <w:pPr>
@@ -473,7 +469,6 @@
         <w:tc>
           <w:tcPr>
             <w:tcW w:w="3179" w:type="dxa"/>
-            <w:shd w:val="clear" w:color="auto" w:fill="auto"/>
           </w:tcPr>
           <w:p>
             <w:pPr>
@@ -499,7 +494,6 @@
         <w:tc>
           <w:tcPr>
             <w:tcW w:w="1372" w:type="dxa"/>
-            <w:shd w:val="clear" w:color="auto" w:fill="auto"/>
           </w:tcPr>
           <w:p>
             <w:pPr>
@@ -526,7 +520,6 @@
         <w:tc>
           <w:tcPr>
             <w:tcW w:w="1260" w:type="dxa"/>
-            <w:shd w:val="clear" w:color="auto" w:fill="auto"/>
           </w:tcPr>
           <w:p>
             <w:pPr>
@@ -547,29 +540,20 @@
         <w:tc>
           <w:tcPr>
             <w:tcW w:w="2158" w:type="dxa"/>
-            <w:shd w:val="clear" w:color="auto" w:fill="auto"/>
-          </w:tcPr>
-          <w:p>
-            <w:pPr>
-              <w:adjustRightInd w:val="0"/>
-              <w:snapToGrid w:val="0"/>
-              <w:rPr>
-                <w:rFonts w:eastAsia="標楷體"/>
-              </w:rPr>
-            </w:pPr>
-            <w:proofErr w:type="gramStart"/>
-            <w:r>
-              <w:rPr>
-                <w:rFonts w:eastAsia="標楷體" w:hint="eastAsia"/>
-              </w:rPr>
-              <w:t>游</w:t>
-            </w:r>
-            <w:proofErr w:type="gramEnd"/>
-            <w:r>
-              <w:rPr>
-                <w:rFonts w:eastAsia="標楷體" w:hint="eastAsia"/>
-              </w:rPr>
-              <w:t>祐瑄</w:t>
+          </w:tcPr>
+          <w:p>
+            <w:pPr>
+              <w:adjustRightInd w:val="0"/>
+              <w:snapToGrid w:val="0"/>
+              <w:rPr>
+                <w:rFonts w:eastAsia="標楷體"/>
+              </w:rPr>
+            </w:pPr>
+            <w:r>
+              <w:rPr>
+                <w:rFonts w:eastAsia="標楷體" w:hint="eastAsia"/>
+              </w:rPr>
+              <w:t>游祐瑄</w:t>
             </w:r>
           </w:p>
         </w:tc>
@@ -577,7 +561,6 @@
           <w:tcPr>
             <w:tcW w:w="2521" w:type="dxa"/>
             <w:gridSpan w:val="2"/>
-            <w:shd w:val="clear" w:color="auto" w:fill="auto"/>
           </w:tcPr>
           <w:p>
             <w:pPr>
@@ -598,7 +581,6 @@
         <w:tc>
           <w:tcPr>
             <w:tcW w:w="3179" w:type="dxa"/>
-            <w:shd w:val="clear" w:color="auto" w:fill="auto"/>
           </w:tcPr>
           <w:p>
             <w:pPr>
@@ -624,7 +606,6 @@
         <w:tc>
           <w:tcPr>
             <w:tcW w:w="1372" w:type="dxa"/>
-            <w:shd w:val="clear" w:color="auto" w:fill="auto"/>
           </w:tcPr>
           <w:p>
             <w:pPr>
@@ -654,7 +635,6 @@
         <w:tc>
           <w:tcPr>
             <w:tcW w:w="1260" w:type="dxa"/>
-            <w:shd w:val="clear" w:color="auto" w:fill="auto"/>
           </w:tcPr>
           <w:p>
             <w:pPr>
@@ -677,7 +657,6 @@
         <w:tc>
           <w:tcPr>
             <w:tcW w:w="2158" w:type="dxa"/>
-            <w:shd w:val="clear" w:color="auto" w:fill="auto"/>
           </w:tcPr>
           <w:p>
             <w:pPr>
@@ -699,7 +678,6 @@
           <w:tcPr>
             <w:tcW w:w="2521" w:type="dxa"/>
             <w:gridSpan w:val="2"/>
-            <w:shd w:val="clear" w:color="auto" w:fill="auto"/>
           </w:tcPr>
           <w:p>
             <w:pPr>
@@ -726,7 +704,6 @@
         <w:tc>
           <w:tcPr>
             <w:tcW w:w="3179" w:type="dxa"/>
-            <w:shd w:val="clear" w:color="auto" w:fill="auto"/>
           </w:tcPr>
           <w:p>
             <w:pPr>
@@ -752,83 +729,102 @@
         <w:tc>
           <w:tcPr>
             <w:tcW w:w="1372" w:type="dxa"/>
-            <w:shd w:val="clear" w:color="auto" w:fill="auto"/>
-          </w:tcPr>
-          <w:p>
-            <w:pPr>
-              <w:adjustRightInd w:val="0"/>
-              <w:snapToGrid w:val="0"/>
-              <w:rPr>
-                <w:rFonts w:eastAsia="標楷體"/>
-                <w:b/>
-                <w:bCs/>
-              </w:rPr>
-            </w:pPr>
-            <w:bookmarkStart w:id="0" w:name="_GoBack"/>
-            <w:bookmarkEnd w:id="0"/>
+          </w:tcPr>
+          <w:p>
+            <w:pPr>
+              <w:adjustRightInd w:val="0"/>
+              <w:snapToGrid w:val="0"/>
+              <w:rPr>
+                <w:rFonts w:eastAsia="標楷體"/>
+              </w:rPr>
+            </w:pPr>
+            <w:r>
+              <w:rPr>
+                <w:rFonts w:eastAsia="標楷體" w:hint="eastAsia"/>
+              </w:rPr>
+              <w:t>1121821</w:t>
+            </w:r>
           </w:p>
         </w:tc>
         <w:tc>
           <w:tcPr>
             <w:tcW w:w="1260" w:type="dxa"/>
-            <w:shd w:val="clear" w:color="auto" w:fill="auto"/>
-          </w:tcPr>
-          <w:p>
-            <w:pPr>
-              <w:adjustRightInd w:val="0"/>
-              <w:snapToGrid w:val="0"/>
-              <w:rPr>
-                <w:rFonts w:eastAsia="標楷體"/>
-                <w:b/>
-                <w:bCs/>
-              </w:rPr>
-            </w:pPr>
+          </w:tcPr>
+          <w:p>
+            <w:pPr>
+              <w:adjustRightInd w:val="0"/>
+              <w:snapToGrid w:val="0"/>
+              <w:rPr>
+                <w:rFonts w:eastAsia="標楷體" w:hint="eastAsia"/>
+              </w:rPr>
+            </w:pPr>
+            <w:r>
+              <w:rPr>
+                <w:rFonts w:eastAsia="標楷體" w:hint="eastAsia"/>
+              </w:rPr>
+              <w:t>3A</w:t>
+            </w:r>
           </w:p>
         </w:tc>
         <w:tc>
           <w:tcPr>
             <w:tcW w:w="2158" w:type="dxa"/>
-            <w:shd w:val="clear" w:color="auto" w:fill="auto"/>
-          </w:tcPr>
-          <w:p>
-            <w:pPr>
-              <w:adjustRightInd w:val="0"/>
-              <w:snapToGrid w:val="0"/>
-              <w:rPr>
-                <w:rFonts w:eastAsia="標楷體"/>
-              </w:rPr>
-            </w:pPr>
+          </w:tcPr>
+          <w:p>
+            <w:pPr>
+              <w:adjustRightInd w:val="0"/>
+              <w:snapToGrid w:val="0"/>
+              <w:rPr>
+                <w:rFonts w:eastAsia="標楷體"/>
+              </w:rPr>
+            </w:pPr>
+            <w:r>
+              <w:rPr>
+                <w:rFonts w:eastAsia="標楷體" w:hint="eastAsia"/>
+              </w:rPr>
+              <w:t>陳品霓</w:t>
+            </w:r>
           </w:p>
         </w:tc>
         <w:tc>
           <w:tcPr>
             <w:tcW w:w="2521" w:type="dxa"/>
             <w:gridSpan w:val="2"/>
-            <w:shd w:val="clear" w:color="auto" w:fill="auto"/>
-          </w:tcPr>
-          <w:p>
-            <w:pPr>
-              <w:adjustRightInd w:val="0"/>
-              <w:snapToGrid w:val="0"/>
-              <w:rPr>
-                <w:rFonts w:eastAsia="標楷體"/>
-              </w:rPr>
-            </w:pPr>
+          </w:tcPr>
+          <w:p>
+            <w:pPr>
+              <w:adjustRightInd w:val="0"/>
+              <w:snapToGrid w:val="0"/>
+              <w:rPr>
+                <w:rFonts w:eastAsia="標楷體"/>
+              </w:rPr>
+            </w:pPr>
+            <w:r>
+              <w:rPr>
+                <w:rFonts w:eastAsia="標楷體" w:hint="eastAsia"/>
+              </w:rPr>
+              <w:t>0908305817</w:t>
+            </w:r>
           </w:p>
         </w:tc>
         <w:tc>
           <w:tcPr>
             <w:tcW w:w="3179" w:type="dxa"/>
-            <w:shd w:val="clear" w:color="auto" w:fill="auto"/>
-          </w:tcPr>
-          <w:p>
-            <w:pPr>
-              <w:adjustRightInd w:val="0"/>
-              <w:snapToGrid w:val="0"/>
-              <w:rPr>
-                <w:rFonts w:eastAsia="標楷體"/>
-              </w:rPr>
-            </w:pPr>
+          </w:tcPr>
+          <w:p>
+            <w:pPr>
+              <w:adjustRightInd w:val="0"/>
+              <w:snapToGrid w:val="0"/>
+              <w:rPr>
+                <w:rFonts w:eastAsia="標楷體" w:hint="eastAsia"/>
+              </w:rPr>
+            </w:pPr>
+            <w:r>
+              <w:rPr>
+                <w:rFonts w:eastAsia="標楷體" w:hint="eastAsia"/>
+              </w:rPr>
+              <w:t>nini.ivy0811@gmail.com</w:t>
+            </w:r>
           </w:p>
         </w:tc>
       </w:tr>
@@ -839,7 +835,6 @@
         <w:tc>
           <w:tcPr>
             <w:tcW w:w="1372" w:type="dxa"/>
-            <w:shd w:val="clear" w:color="auto" w:fill="auto"/>
           </w:tcPr>
           <w:p>
             <w:pPr>
@@ -856,7 +851,6 @@
         <w:tc>
           <w:tcPr>
             <w:tcW w:w="1260" w:type="dxa"/>
-            <w:shd w:val="clear" w:color="auto" w:fill="auto"/>
           </w:tcPr>
           <w:p>
             <w:pPr>
@@ -873,7 +867,6 @@
         <w:tc>
           <w:tcPr>
             <w:tcW w:w="2158" w:type="dxa"/>
-            <w:shd w:val="clear" w:color="auto" w:fill="auto"/>
           </w:tcPr>
           <w:p>
             <w:pPr>
@@ -889,7 +882,6 @@
           <w:tcPr>
             <w:tcW w:w="2521" w:type="dxa"/>
             <w:gridSpan w:val="2"/>
-            <w:shd w:val="clear" w:color="auto" w:fill="auto"/>
           </w:tcPr>
           <w:p>
             <w:pPr>
@@ -904,7 +896,6 @@
         <w:tc>
           <w:tcPr>
             <w:tcW w:w="3179" w:type="dxa"/>
-            <w:shd w:val="clear" w:color="auto" w:fill="auto"/>
           </w:tcPr>
           <w:p>
             <w:pPr>
@@ -927,7 +918,6 @@
             <w:tcBorders>
               <w:bottom w:val="single" w:sz="4" w:space="0" w:color="auto"/>
             </w:tcBorders>
-            <w:shd w:val="clear" w:color="auto" w:fill="auto"/>
           </w:tcPr>
           <w:p>
             <w:pPr>
@@ -947,7 +937,6 @@
             <w:tcBorders>
               <w:bottom w:val="single" w:sz="4" w:space="0" w:color="auto"/>
             </w:tcBorders>
-            <w:shd w:val="clear" w:color="auto" w:fill="auto"/>
           </w:tcPr>
           <w:p>
             <w:pPr>
@@ -967,7 +956,6 @@
             <w:tcBorders>
               <w:bottom w:val="single" w:sz="4" w:space="0" w:color="auto"/>
             </w:tcBorders>
-            <w:shd w:val="clear" w:color="auto" w:fill="auto"/>
           </w:tcPr>
           <w:p>
             <w:pPr>
@@ -986,7 +974,6 @@
             <w:tcBorders>
               <w:bottom w:val="single" w:sz="4" w:space="0" w:color="auto"/>
             </w:tcBorders>
-            <w:shd w:val="clear" w:color="auto" w:fill="auto"/>
           </w:tcPr>
           <w:p>
             <w:pPr>
@@ -1004,7 +991,6 @@
             <w:tcBorders>
               <w:bottom w:val="single" w:sz="4" w:space="0" w:color="auto"/>
             </w:tcBorders>
-            <w:shd w:val="clear" w:color="auto" w:fill="auto"/>
           </w:tcPr>
           <w:p>
             <w:pPr>
@@ -1073,7 +1059,6 @@
             <w:tcBorders>
               <w:bottom w:val="single" w:sz="4" w:space="0" w:color="auto"/>
             </w:tcBorders>
-            <w:shd w:val="clear" w:color="auto" w:fill="auto"/>
           </w:tcPr>
           <w:p>
             <w:pPr>
@@ -1131,27 +1116,15 @@
               </w:rPr>
               <w:t>.</w:t>
             </w:r>
-            <w:proofErr w:type="gramStart"/>
-            <w:r>
-              <w:rPr>
-                <w:rFonts w:eastAsia="標楷體"/>
-                <w:b/>
-                <w:bCs/>
-                <w:sz w:val="28"/>
-                <w:szCs w:val="28"/>
-              </w:rPr>
-              <w:t>畢製主題</w:t>
-            </w:r>
-            <w:proofErr w:type="gramEnd"/>
-            <w:r>
-              <w:rPr>
-                <w:rFonts w:eastAsia="標楷體"/>
-                <w:b/>
-                <w:bCs/>
-                <w:sz w:val="28"/>
-                <w:szCs w:val="28"/>
-              </w:rPr>
-              <w:t>特色說明：</w:t>
+            <w:r>
+              <w:rPr>
+                <w:rFonts w:eastAsia="標楷體"/>
+                <w:b/>
+                <w:bCs/>
+                <w:sz w:val="28"/>
+                <w:szCs w:val="28"/>
+              </w:rPr>
+              <w:t>畢製主題特色說明：</w:t>
             </w:r>
           </w:p>
         </w:tc>
@@ -1167,7 +1140,6 @@
             <w:tcBorders>
               <w:bottom w:val="single" w:sz="4" w:space="0" w:color="auto"/>
             </w:tcBorders>
-            <w:shd w:val="clear" w:color="auto" w:fill="auto"/>
           </w:tcPr>
           <w:p>
             <w:pPr>
@@ -1179,7 +1151,6 @@
                 <w:color w:val="808080"/>
               </w:rPr>
             </w:pPr>
-            <w:proofErr w:type="gramStart"/>
             <w:r>
               <w:rPr>
                 <w:rFonts w:eastAsia="標楷體"/>
@@ -1188,18 +1159,7 @@
                 <w:sz w:val="20"/>
                 <w:szCs w:val="20"/>
               </w:rPr>
-              <w:t>（</w:t>
-            </w:r>
-            <w:proofErr w:type="gramEnd"/>
-            <w:r>
-              <w:rPr>
-                <w:rFonts w:eastAsia="標楷體"/>
-                <w:bCs/>
-                <w:color w:val="808080"/>
-                <w:sz w:val="20"/>
-                <w:szCs w:val="20"/>
-              </w:rPr>
-              <w:t>例如：明確描述作品主旨及主要目標受眾，若有創意及創新關鍵、特色或與現行的作品之明顯差異，請提出說明</w:t>
+              <w:t>（例如：明確描述作品主旨及主要目標受眾，若有創意及創新關鍵、特色或與現行的作品之明顯差異，請提出說明</w:t>
             </w:r>
             <w:r>
               <w:rPr>
@@ -1257,27 +1217,15 @@
               </w:rPr>
               <w:t>.</w:t>
             </w:r>
-            <w:proofErr w:type="gramStart"/>
-            <w:r>
-              <w:rPr>
-                <w:rFonts w:eastAsia="標楷體"/>
-                <w:b/>
-                <w:bCs/>
-                <w:sz w:val="28"/>
-                <w:szCs w:val="28"/>
-              </w:rPr>
-              <w:t>請條列畢製</w:t>
-            </w:r>
-            <w:proofErr w:type="gramEnd"/>
-            <w:r>
-              <w:rPr>
-                <w:rFonts w:eastAsia="標楷體"/>
-                <w:b/>
-                <w:bCs/>
-                <w:sz w:val="28"/>
-                <w:szCs w:val="28"/>
-              </w:rPr>
-              <w:t>預期成果：</w:t>
+            <w:r>
+              <w:rPr>
+                <w:rFonts w:eastAsia="標楷體"/>
+                <w:b/>
+                <w:bCs/>
+                <w:sz w:val="28"/>
+                <w:szCs w:val="28"/>
+              </w:rPr>
+              <w:t>請條列畢製預期成果：</w:t>
             </w:r>
           </w:p>
         </w:tc>
@@ -1290,7 +1238,6 @@
           <w:tcPr>
             <w:tcW w:w="10490" w:type="dxa"/>
             <w:gridSpan w:val="6"/>
-            <w:shd w:val="clear" w:color="auto" w:fill="auto"/>
           </w:tcPr>
           <w:p>
             <w:pPr>
@@ -1359,29 +1306,7 @@
                 <w:sz w:val="28"/>
                 <w:szCs w:val="28"/>
               </w:rPr>
-              <w:t>是否準備</w:t>
-            </w:r>
-            <w:proofErr w:type="gramStart"/>
-            <w:r>
-              <w:rPr>
-                <w:rFonts w:eastAsia="標楷體"/>
-                <w:b/>
-                <w:bCs/>
-                <w:sz w:val="28"/>
-                <w:szCs w:val="28"/>
-              </w:rPr>
-              <w:t>以畢製</w:t>
-            </w:r>
-            <w:proofErr w:type="gramEnd"/>
-            <w:r>
-              <w:rPr>
-                <w:rFonts w:eastAsia="標楷體"/>
-                <w:b/>
-                <w:bCs/>
-                <w:sz w:val="28"/>
-                <w:szCs w:val="28"/>
-              </w:rPr>
-              <w:t>主題參加競賽</w:t>
+              <w:t>是否準備以畢製主題參加競賽</w:t>
             </w:r>
             <w:r>
               <w:rPr>
@@ -1402,7 +1327,6 @@
             <w:tcBorders>
               <w:bottom w:val="single" w:sz="4" w:space="0" w:color="auto"/>
             </w:tcBorders>
-            <w:shd w:val="clear" w:color="auto" w:fill="auto"/>
           </w:tcPr>
           <w:p>
             <w:pPr>
@@ -1536,7 +1460,6 @@
           <w:tcPr>
             <w:tcW w:w="5415" w:type="dxa"/>
             <w:gridSpan w:val="2"/>
-            <w:shd w:val="clear" w:color="auto" w:fill="auto"/>
             <w:vAlign w:val="center"/>
           </w:tcPr>
           <w:p>
@@ -1561,14 +1484,12 @@
               </w:rPr>
               <w:t xml:space="preserve"> </w:t>
             </w:r>
-            <w:proofErr w:type="gramStart"/>
             <w:r>
               <w:rPr>
                 <w:rFonts w:eastAsia="標楷體"/>
               </w:rPr>
               <w:t>否</w:t>
             </w:r>
-            <w:proofErr w:type="gramEnd"/>
           </w:p>
           <w:p>
             <w:pPr>
@@ -1712,7 +1633,6 @@
             <w:tcBorders>
               <w:bottom w:val="single" w:sz="4" w:space="0" w:color="auto"/>
             </w:tcBorders>
-            <w:shd w:val="clear" w:color="auto" w:fill="auto"/>
           </w:tcPr>
           <w:p>
             <w:pPr>
@@ -1725,7 +1645,6 @@
                 <w:szCs w:val="20"/>
               </w:rPr>
             </w:pPr>
-            <w:proofErr w:type="gramStart"/>
             <w:r>
               <w:rPr>
                 <w:rFonts w:eastAsia="標楷體"/>
@@ -1733,17 +1652,7 @@
                 <w:sz w:val="20"/>
                 <w:szCs w:val="20"/>
               </w:rPr>
-              <w:t>（</w:t>
-            </w:r>
-            <w:proofErr w:type="gramEnd"/>
-            <w:r>
-              <w:rPr>
-                <w:rFonts w:eastAsia="標楷體"/>
-                <w:color w:val="808080"/>
-                <w:sz w:val="20"/>
-                <w:szCs w:val="20"/>
-              </w:rPr>
-              <w:t>例如：組員分工規劃、經費估算與掌控、預期遇到的困難，問題描述及解決方法等。）</w:t>
+              <w:t>（例如：組員分工規劃、經費估算與掌控、預期遇到的困難，問題描述及解決方法等。）</w:t>
             </w:r>
           </w:p>
         </w:tc>
@@ -1833,23 +1742,13 @@
                 <w:szCs w:val="20"/>
               </w:rPr>
             </w:pPr>
-            <w:proofErr w:type="gramStart"/>
             <w:r>
               <w:rPr>
                 <w:rFonts w:eastAsia="標楷體"/>
                 <w:sz w:val="20"/>
                 <w:szCs w:val="20"/>
               </w:rPr>
-              <w:t>（</w:t>
-            </w:r>
-            <w:proofErr w:type="gramEnd"/>
-            <w:r>
-              <w:rPr>
-                <w:rFonts w:eastAsia="標楷體"/>
-                <w:sz w:val="20"/>
-                <w:szCs w:val="20"/>
-              </w:rPr>
-              <w:t>學生籌組自行尋找指導老師</w:t>
+              <w:t>（學生籌組自行尋找指導老師</w:t>
             </w:r>
             <w:r>
               <w:rPr>
@@ -1887,7 +1786,6 @@
           <w:tcPr>
             <w:tcW w:w="10490" w:type="dxa"/>
             <w:gridSpan w:val="6"/>
-            <w:shd w:val="clear" w:color="auto" w:fill="auto"/>
           </w:tcPr>
           <w:p>
             <w:pPr>
@@ -2042,7 +1940,7 @@
 </file>
 
 <file path=word/endnotes.xml><?xml version="1.0" encoding="utf-8"?>
-<w:endnotes xmlns:wpc="http://schemas.microsoft.com/office/word/2010/wordprocessingCanvas" xmlns:cx="http://schemas.microsoft.com/office/drawing/2014/chartex" xmlns:cx1="http://schemas.microsoft.com/office/drawing/2015/9/8/chartex" xmlns:cx2="http://schemas.microsoft.com/office/drawing/2015/10/21/chartex" xmlns:cx3="http://schemas.microsoft.com/office/drawing/2016/5/9/chartex" xmlns:cx4="http://schemas.microsoft.com/office/drawing/2016/5/10/chartex" xmlns:cx5="http://schemas.microsoft.com/office/drawing/2016/5/11/chartex" xmlns:cx6="http://schemas.microsoft.com/office/drawing/2016/5/12/chartex" xmlns:cx7="http://schemas.microsoft.com/office/drawing/2016/5/13/chartex" xmlns:cx8="http://schemas.microsoft.com/office/drawing/2016/5/14/chartex" xmlns:mc="http://schemas.openxmlformats.org/markup-compatibility/2006" xmlns:aink="http://schemas.microsoft.com/office/drawing/2016/ink" xmlns:am3d="http://schemas.microsoft.com/office/drawing/2017/model3d" xmlns:o="urn:schemas-microsoft-com:office:office" xmlns:r="http://schemas.openxmlformats.org/officeDocument/2006/relationships" xmlns:m="http://schemas.openxmlformats.org/officeDocument/2006/math" xmlns:v="urn:schemas-microsoft-com:vml" xmlns:wp14="http://schemas.microsoft.com/office/word/2010/wordprocessingDrawing" xmlns:wp="http://schemas.openxmlformats.org/drawingml/2006/wordprocessingDrawing" xmlns:w10="urn:schemas-microsoft-com:office:word" xmlns:w="http://schemas.openxmlformats.org/wordprocessingml/2006/main" xmlns:w14="http://schemas.microsoft.com/office/word/2010/wordml" xmlns:w15="http://schemas.microsoft.com/office/word/2012/wordml" xmlns:w16cid="http://schemas.microsoft.com/office/word/2016/wordml/cid" xmlns:w16se="http://schemas.microsoft.com/office/word/2015/wordml/symex" xmlns:wpg="http://schemas.microsoft.com/office/word/2010/wordprocessingGroup" xmlns:wpi="http://schemas.microsoft.com/office/word/2010/wordprocessingInk" xmlns:wne="http://schemas.microsoft.com/office/word/2006/wordml" xmlns:wps="http://schemas.microsoft.com/office/word/2010/wordprocessingShape" mc:Ignorable="w14 w15 w16se w16cid wp14">
+<w:endnotes xmlns:wpc="http://schemas.microsoft.com/office/word/2010/wordprocessingCanvas" xmlns:cx="http://schemas.microsoft.com/office/drawing/2014/chartex" xmlns:cx1="http://schemas.microsoft.com/office/drawing/2015/9/8/chartex" xmlns:cx2="http://schemas.microsoft.com/office/drawing/2015/10/21/chartex" xmlns:cx3="http://schemas.microsoft.com/office/drawing/2016/5/9/chartex" xmlns:cx4="http://schemas.microsoft.com/office/drawing/2016/5/10/chartex" xmlns:cx5="http://schemas.microsoft.com/office/drawing/2016/5/11/chartex" xmlns:cx6="http://schemas.microsoft.com/office/drawing/2016/5/12/chartex" xmlns:cx7="http://schemas.microsoft.com/office/drawing/2016/5/13/chartex" xmlns:cx8="http://schemas.microsoft.com/office/drawing/2016/5/14/chartex" xmlns:mc="http://schemas.openxmlformats.org/markup-compatibility/2006" xmlns:aink="http://schemas.microsoft.com/office/drawing/2016/ink" xmlns:am3d="http://schemas.microsoft.com/office/drawing/2017/model3d" xmlns:o="urn:schemas-microsoft-com:office:office" xmlns:oel="http://schemas.microsoft.com/office/2019/extlst" xmlns:r="http://schemas.openxmlformats.org/officeDocument/2006/relationships" xmlns:m="http://schemas.openxmlformats.org/officeDocument/2006/math" xmlns:v="urn:schemas-microsoft-com:vml" xmlns:wp14="http://schemas.microsoft.com/office/word/2010/wordprocessingDrawing" xmlns:wp="http://schemas.openxmlformats.org/drawingml/2006/wordprocessingDrawing" xmlns:w10="urn:schemas-microsoft-com:office:word" xmlns:w="http://schemas.openxmlformats.org/wordprocessingml/2006/main" xmlns:w14="http://schemas.microsoft.com/office/word/2010/wordml" xmlns:w15="http://schemas.microsoft.com/office/word/2012/wordml" xmlns:w16cex="http://schemas.microsoft.com/office/word/2018/wordml/cex" xmlns:w16cid="http://schemas.microsoft.com/office/word/2016/wordml/cid" xmlns:w16="http://schemas.microsoft.com/office/word/2018/wordml" xmlns:w16du="http://schemas.microsoft.com/office/word/2023/wordml/word16du" xmlns:w16sdtdh="http://schemas.microsoft.com/office/word/2020/wordml/sdtdatahash" xmlns:w16sdtfl="http://schemas.microsoft.com/office/word/2024/wordml/sdtformatlock" xmlns:w16se="http://schemas.microsoft.com/office/word/2015/wordml/symex" xmlns:wpg="http://schemas.microsoft.com/office/word/2010/wordprocessingGroup" xmlns:wpi="http://schemas.microsoft.com/office/word/2010/wordprocessingInk" xmlns:wne="http://schemas.microsoft.com/office/word/2006/wordml" xmlns:wps="http://schemas.microsoft.com/office/word/2010/wordprocessingShape" mc:Ignorable="w14 w15 w16se w16cid w16 w16cex w16sdtdh w16sdtfl w16du wp14">
   <w:endnote w:type="separator" w:id="-1">
     <w:p>
       <w:r>
@@ -2061,7 +1959,7 @@
 </file>
 
 <file path=word/footnotes.xml><?xml version="1.0" encoding="utf-8"?>
-<w:footnotes xmlns:wpc="http://schemas.microsoft.com/office/word/2010/wordprocessingCanvas" xmlns:cx="http://schemas.microsoft.com/office/drawing/2014/chartex" xmlns:cx1="http://schemas.microsoft.com/office/drawing/2015/9/8/chartex" xmlns:cx2="http://schemas.microsoft.com/office/drawing/2015/10/21/chartex" xmlns:cx3="http://schemas.microsoft.com/office/drawing/2016/5/9/chartex" xmlns:cx4="http://schemas.microsoft.com/office/drawing/2016/5/10/chartex" xmlns:cx5="http://schemas.microsoft.com/office/drawing/2016/5/11/chartex" xmlns:cx6="http://schemas.microsoft.com/office/drawing/2016/5/12/chartex" xmlns:cx7="http://schemas.microsoft.com/office/drawing/2016/5/13/chartex" xmlns:cx8="http://schemas.microsoft.com/office/drawing/2016/5/14/chartex" xmlns:mc="http://schemas.openxmlformats.org/markup-compatibility/2006" xmlns:aink="http://schemas.microsoft.com/office/drawing/2016/ink" xmlns:am3d="http://schemas.microsoft.com/office/drawing/2017/model3d" xmlns:o="urn:schemas-microsoft-com:office:office" xmlns:r="http://schemas.openxmlformats.org/officeDocument/2006/relationships" xmlns:m="http://schemas.openxmlformats.org/officeDocument/2006/math" xmlns:v="urn:schemas-microsoft-com:vml" xmlns:wp14="http://schemas.microsoft.com/office/word/2010/wordprocessingDrawing" xmlns:wp="http://schemas.openxmlformats.org/drawingml/2006/wordprocessingDrawing" xmlns:w10="urn:schemas-microsoft-com:office:word" xmlns:w="http://schemas.openxmlformats.org/wordprocessingml/2006/main" xmlns:w14="http://schemas.microsoft.com/office/word/2010/wordml" xmlns:w15="http://schemas.microsoft.com/office/word/2012/wordml" xmlns:w16cid="http://schemas.microsoft.com/office/word/2016/wordml/cid" xmlns:w16se="http://schemas.microsoft.com/office/word/2015/wordml/symex" xmlns:wpg="http://schemas.microsoft.com/office/word/2010/wordprocessingGroup" xmlns:wpi="http://schemas.microsoft.com/office/word/2010/wordprocessingInk" xmlns:wne="http://schemas.microsoft.com/office/word/2006/wordml" xmlns:wps="http://schemas.microsoft.com/office/word/2010/wordprocessingShape" mc:Ignorable="w14 w15 w16se w16cid wp14">
+<w:footnotes xmlns:wpc="http://schemas.microsoft.com/office/word/2010/wordprocessingCanvas" xmlns:cx="http://schemas.microsoft.com/office/drawing/2014/chartex" xmlns:cx1="http://schemas.microsoft.com/office/drawing/2015/9/8/chartex" xmlns:cx2="http://schemas.microsoft.com/office/drawing/2015/10/21/chartex" xmlns:cx3="http://schemas.microsoft.com/office/drawing/2016/5/9/chartex" xmlns:cx4="http://schemas.microsoft.com/office/drawing/2016/5/10/chartex" xmlns:cx5="http://schemas.microsoft.com/office/drawing/2016/5/11/chartex" xmlns:cx6="http://schemas.microsoft.com/office/drawing/2016/5/12/chartex" xmlns:cx7="http://schemas.microsoft.com/office/drawing/2016/5/13/chartex" xmlns:cx8="http://schemas.microsoft.com/office/drawing/2016/5/14/chartex" xmlns:mc="http://schemas.openxmlformats.org/markup-compatibility/2006" xmlns:aink="http://schemas.microsoft.com/office/drawing/2016/ink" xmlns:am3d="http://schemas.microsoft.com/office/drawing/2017/model3d" xmlns:o="urn:schemas-microsoft-com:office:office" xmlns:oel="http://schemas.microsoft.com/office/2019/extlst" xmlns:r="http://schemas.openxmlformats.org/officeDocument/2006/relationships" xmlns:m="http://schemas.openxmlformats.org/officeDocument/2006/math" xmlns:v="urn:schemas-microsoft-com:vml" xmlns:wp14="http://schemas.microsoft.com/office/word/2010/wordprocessingDrawing" xmlns:wp="http://schemas.openxmlformats.org/drawingml/2006/wordprocessingDrawing" xmlns:w10="urn:schemas-microsoft-com:office:word" xmlns:w="http://schemas.openxmlformats.org/wordprocessingml/2006/main" xmlns:w14="http://schemas.microsoft.com/office/word/2010/wordml" xmlns:w15="http://schemas.microsoft.com/office/word/2012/wordml" xmlns:w16cex="http://schemas.microsoft.com/office/word/2018/wordml/cex" xmlns:w16cid="http://schemas.microsoft.com/office/word/2016/wordml/cid" xmlns:w16="http://schemas.microsoft.com/office/word/2018/wordml" xmlns:w16du="http://schemas.microsoft.com/office/word/2023/wordml/word16du" xmlns:w16sdtdh="http://schemas.microsoft.com/office/word/2020/wordml/sdtdatahash" xmlns:w16sdtfl="http://schemas.microsoft.com/office/word/2024/wordml/sdtformatlock" xmlns:w16se="http://schemas.microsoft.com/office/word/2015/wordml/symex" xmlns:wpg="http://schemas.microsoft.com/office/word/2010/wordprocessingGroup" xmlns:wpi="http://schemas.microsoft.com/office/word/2010/wordprocessingInk" xmlns:wne="http://schemas.microsoft.com/office/word/2006/wordml" xmlns:wps="http://schemas.microsoft.com/office/word/2010/wordprocessingShape" mc:Ignorable="w14 w15 w16se w16cid w16 w16cex w16sdtdh w16sdtfl w16du wp14">
   <w:footnote w:type="separator" w:id="-1">
     <w:p>
       <w:r>
@@ -2080,7 +1978,7 @@
 </file>
 
 <file path=word/styles.xml><?xml version="1.0" encoding="utf-8"?>
-<w:styles xmlns:mc="http://schemas.openxmlformats.org/markup-compatibility/2006" xmlns:r="http://schemas.openxmlformats.org/officeDocument/2006/relationships" xmlns:w="http://schemas.openxmlformats.org/wordprocessingml/2006/main" xmlns:w14="http://schemas.microsoft.com/office/word/2010/wordml" xmlns:w15="http://schemas.microsoft.com/office/word/2012/wordml" xmlns:w16cid="http://schemas.microsoft.com/office/word/2016/wordml/cid" xmlns:w16se="http://schemas.microsoft.com/office/word/2015/wordml/symex" mc:Ignorable="w14 w15 w16se w16cid">
+<w:styles xmlns:mc="http://schemas.openxmlformats.org/markup-compatibility/2006" xmlns:r="http://schemas.openxmlformats.org/officeDocument/2006/relationships" xmlns:w="http://schemas.openxmlformats.org/wordprocessingml/2006/main" xmlns:w14="http://schemas.microsoft.com/office/word/2010/wordml" xmlns:w15="http://schemas.microsoft.com/office/word/2012/wordml" xmlns:w16cex="http://schemas.microsoft.com/office/word/2018/wordml/cex" xmlns:w16cid="http://schemas.microsoft.com/office/word/2016/wordml/cid" xmlns:w16="http://schemas.microsoft.com/office/word/2018/wordml" xmlns:w16du="http://schemas.microsoft.com/office/word/2023/wordml/word16du" xmlns:w16sdtdh="http://schemas.microsoft.com/office/word/2020/wordml/sdtdatahash" xmlns:w16sdtfl="http://schemas.microsoft.com/office/word/2024/wordml/sdtformatlock" xmlns:w16se="http://schemas.microsoft.com/office/word/2015/wordml/symex" mc:Ignorable="w14 w15 w16se w16cid w16 w16cex w16sdtdh w16sdtfl w16du">
   <w:docDefaults>
     <w:rPrDefault>
       <w:rPr>
@@ -2093,7 +1991,7 @@
     </w:rPrDefault>
     <w:pPrDefault/>
   </w:docDefaults>
-  <w:latentStyles w:defLockedState="0" w:defUIPriority="99" w:defSemiHidden="0" w:defUnhideWhenUsed="0" w:defQFormat="0" w:count="375">
+  <w:latentStyles w:defLockedState="0" w:defUIPriority="99" w:defSemiHidden="0" w:defUnhideWhenUsed="0" w:defQFormat="0" w:count="376">
     <w:lsdException w:name="Normal" w:uiPriority="0" w:qFormat="1"/>
     <w:lsdException w:name="heading 1" w:uiPriority="9" w:qFormat="1"/>
     <w:lsdException w:name="heading 2" w:semiHidden="1" w:uiPriority="9" w:unhideWhenUsed="1" w:qFormat="1"/>
@@ -2469,6 +2367,7 @@
     <w:lsdException w:name="Smart Hyperlink" w:semiHidden="1" w:unhideWhenUsed="1"/>
     <w:lsdException w:name="Hashtag" w:semiHidden="1" w:unhideWhenUsed="1"/>
     <w:lsdException w:name="Unresolved Mention" w:semiHidden="1" w:unhideWhenUsed="1"/>
+    <w:lsdException w:name="Smart Link" w:semiHidden="1" w:unhideWhenUsed="1"/>
   </w:latentStyles>
   <w:style w:type="paragraph" w:default="1" w:styleId="a">
     <w:name w:val="Normal"/>
